--- a/apresentacao/roteiros/Parte 1 - Problema e fontes.docx
+++ b/apresentacao/roteiros/Parte 1 - Problema e fontes.docx
@@ -24,7 +24,7 @@
       </w:pPr>
       <w:r>
         <w:rPr/>
-        <w:t>Apresentador: Ivan Medina · slides 1 a 6 · cerca de 5 minutos</w:t>
+        <w:t>Slides 1 a 6 · cerca de 5 minutos</w:t>
       </w:r>
     </w:p>
     <w:p>
@@ -174,7 +174,7 @@
       </w:r>
       <w:r>
         <w:rPr/>
-        <w:t>Boa tarde, gente! A gente é o grupo do Ivan, Vinícius, Germano e Matheus, e o nosso trabalho é sobre a atenção primária à saúde aqui em São Carlos. A ideia foi montar um data warehouse que junta três coisas que normalmente ficam separadas: as equipes de saúde, os atendimentos e as internações que poderiam ter sido evitadas. No fim isso virou 3 tabelas de fatos, 9 dimensões e 5 consultas OLAP, que a gente vai mostrar. E esse mapa aí já é dado real: o contorno é do IBGE e os pontinhos são as unidades básicas cadastradas no CNES.”</w:t>
+        <w:t>Boa tarde, gente! O nosso trabalho é sobre a atenção primária à saúde aqui em São Carlos. A ideia foi montar um data warehouse que junta três coisas que normalmente ficam separadas: as equipes de saúde, os atendimentos e as internações que poderiam ter sido evitadas. No fim isso virou 3 tabelas de fatos, 9 dimensões e 5 consultas OLAP, que a gente vai mostrar. E esse mapa aí já é dado real: o contorno é do IBGE e os pontinhos são as unidades básicas cadastradas no CNES.”</w:t>
       </w:r>
     </w:p>
     <w:p>
@@ -270,7 +270,7 @@
       </w:r>
       <w:r>
         <w:rPr/>
-        <w:t>A apresentação tem quatro partes, uma pra cada um. Eu começo com o problema e as fontes de dados. O Vinícius mostra os processos de negócio e as estrelas. O Germano junta tudo na constelação e explica como a gente integrou os dados. E o Matheus fecha com as cinco consultas, já com os resultados reais.”</w:t>
+        <w:t>A apresentação tem quatro partes, uma pra cada um. A primeira é o problema e as fontes de dados. A segunda mostra os processos de negócio e as estrelas. A terceira junta tudo na constelação e explica como a gente integrou os dados. E a quarta fecha com as cinco consultas, já com os resultados reais.”</w:t>
       </w:r>
     </w:p>
     <w:p>
@@ -666,7 +666,7 @@
       </w:r>
       <w:r>
         <w:rPr/>
-        <w:t>E a pergunta que guia todo o trabalho é essa: mais atenção básica significa menos internações evitáveis? Pra responder, a gente precisa olhar três coisas juntas: a oferta, que é quantas equipes existem; o uso, que é quanto elas atendem; e o resultado, que são as ICSAP. O problema é que cada uma vem de um sistema diferente do SUS. Então o desafio do modelo é colocar as três na mesma linha do tempo, e isso o Germano e o Matheus vão mostrar mais pra frente.”</w:t>
+        <w:t>E a pergunta que guia todo o trabalho é essa: mais atenção básica significa menos internações evitáveis? Pra responder, a gente precisa olhar três coisas juntas: a oferta, que é quantas equipes existem; o uso, que é quanto elas atendem; e o resultado, que são as ICSAP. O problema é que cada uma vem de um sistema diferente do SUS. Então o desafio do modelo é colocar as três na mesma linha do tempo, e isso a gente mostra mais pra frente.”</w:t>
       </w:r>
     </w:p>
     <w:p>
@@ -869,7 +869,7 @@
       </w:r>
       <w:r>
         <w:rPr/>
-        <w:t>De onde vem tudo isso? Cinco fontes públicas. As três principais são do DATASUS: o CNES, que tem as equipes e os estabelecimentos; o SIH, com uma linha por internação; e o SIA, com a produção ambulatorial. E duas de apoio: o IBGE pros nomes dos municípios e a API do Ministério pra nome e bairro das unidades. A gente baixou com o PySUS. Os arquivos são do estado inteiro, mês a mês, então a gente filtrou São Carlos e juntou 2023 e 2024 num banco DuckDB. E a gente conferiu com o TabNet do Ministério: os números batem. Agora o Vinícius mostra como isso virou modelo.”</w:t>
+        <w:t>De onde vem tudo isso? Cinco fontes públicas. As três principais são do DATASUS: o CNES, que tem as equipes e os estabelecimentos; o SIH, com uma linha por internação; e o SIA, com a produção ambulatorial. E duas de apoio: o IBGE pros nomes dos municípios e a API do Ministério pra nome e bairro das unidades. A gente baixou com o PySUS. Os arquivos são do estado inteiro, mês a mês, então a gente filtrou São Carlos e juntou 2023 e 2024 num banco DuckDB. E a gente conferiu com o TabNet do Ministério: os números batem. Agora vamos ver como isso virou modelo.”</w:t>
       </w:r>
     </w:p>
     <w:p>

--- a/apresentacao/roteiros/Parte 1 - Problema e fontes.docx
+++ b/apresentacao/roteiros/Parte 1 - Problema e fontes.docx
@@ -480,7 +480,7 @@
       </w:pPr>
       <w:r>
         <w:rPr/>
-        <w:t>Os 36 estabelecimentos são os do tipo 02 (centro de saúde / unidade básica) na API de Dados Abertos do Ministério. Os pontos do mapa usam as coordenadas dessa API, e várias delas coincidem: a geolocalização da fonte é imprecisa.</w:t>
+        <w:t>Os 36 estabelecimentos são os do tipo 02 (centro de saúde / unidade básica) na API de Dados Abertos do Ministério. Os pontos do mapa usam as coordenadas dessa API. Não há duplicatas (são 36 códigos CNES diferentes), mas várias unidades diferentes aparecem quase no mesmo lugar, a 5 a 25 metros uma da outra, e no mapa os pontos se sobrepõem. Há erros claros: a USF Água Vermelha, que fica no distrito, aparece dentro da cidade. A geolocalização da fonte é imprecisa.</w:t>
       </w:r>
     </w:p>
     <w:p>
